--- a/dist/exports/statistics_revision_notes.docx
+++ b/dist/exports/statistics_revision_notes.docx
@@ -189,7 +189,7 @@
                 <w:color w:val="2D3748"/>
                 <w:sz w:val="19"/>
               </w:rPr>
-              <w:t>Statistics - Core Application</w:t>
+              <w:t>Mean, Variance &amp; Standard Deviation</w:t>
             </w:r>
           </w:p>
         </w:tc>
@@ -209,7 +209,7 @@
               <w:rPr>
                 <w:sz w:val="19"/>
               </w:rPr>
-              <w:t>124 PYQs</w:t>
+              <w:t>121 PYQs</w:t>
             </w:r>
           </w:p>
         </w:tc>
@@ -230,7 +230,94 @@
                 <w:color w:val="718096"/>
                 <w:sz w:val="19"/>
               </w:rPr>
-              <w:t>General Concept</w:t>
+              <w:t>Dispersion</w:t>
+            </w:r>
+          </w:p>
+        </w:tc>
+      </w:tr>
+      <w:tr>
+        <w:tc>
+          <w:tcPr>
+            <w:tcW w:type="dxa" w:w="2160"/>
+            <w:shd w:fill="FFFFFF"/>
+            <w:tcMar>
+              <w:top w:w="80" w:type="dxa"/>
+              <w:bottom w:w="80" w:type="dxa"/>
+              <w:left w:w="150" w:type="dxa"/>
+              <w:right w:w="150" w:type="dxa"/>
+            </w:tcMar>
+          </w:tcPr>
+          <w:p>
+            <w:r>
+              <w:rPr>
+                <w:b/>
+                <w:color w:val="C53030"/>
+                <w:sz w:val="19"/>
+              </w:rPr>
+              <w:t>Very High</w:t>
+            </w:r>
+          </w:p>
+        </w:tc>
+        <w:tc>
+          <w:tcPr>
+            <w:tcW w:type="dxa" w:w="4320"/>
+            <w:shd w:fill="FFFFFF"/>
+            <w:tcMar>
+              <w:top w:w="80" w:type="dxa"/>
+              <w:bottom w:w="80" w:type="dxa"/>
+              <w:left w:w="150" w:type="dxa"/>
+              <w:right w:w="150" w:type="dxa"/>
+            </w:tcMar>
+          </w:tcPr>
+          <w:p>
+            <w:r>
+              <w:rPr>
+                <w:b/>
+                <w:color w:val="2D3748"/>
+                <w:sz w:val="19"/>
+              </w:rPr>
+              <w:t>Measures of Central Tendency &amp; Median</w:t>
+            </w:r>
+          </w:p>
+        </w:tc>
+        <w:tc>
+          <w:tcPr>
+            <w:tcW w:type="dxa" w:w="1728"/>
+            <w:shd w:fill="FFFFFF"/>
+            <w:tcMar>
+              <w:top w:w="80" w:type="dxa"/>
+              <w:bottom w:w="80" w:type="dxa"/>
+              <w:left w:w="150" w:type="dxa"/>
+              <w:right w:w="150" w:type="dxa"/>
+            </w:tcMar>
+          </w:tcPr>
+          <w:p>
+            <w:r>
+              <w:rPr>
+                <w:sz w:val="19"/>
+              </w:rPr>
+              <w:t>16 PYQs</w:t>
+            </w:r>
+          </w:p>
+        </w:tc>
+        <w:tc>
+          <w:tcPr>
+            <w:tcW w:type="dxa" w:w="1872"/>
+            <w:shd w:fill="FFFFFF"/>
+            <w:tcMar>
+              <w:top w:w="80" w:type="dxa"/>
+              <w:bottom w:w="80" w:type="dxa"/>
+              <w:left w:w="150" w:type="dxa"/>
+              <w:right w:w="150" w:type="dxa"/>
+            </w:tcMar>
+          </w:tcPr>
+          <w:p>
+            <w:r>
+              <w:rPr>
+                <w:color w:val="718096"/>
+                <w:sz w:val="19"/>
+              </w:rPr>
+              <w:t>Central Tendency</w:t>
             </w:r>
           </w:p>
         </w:tc>
@@ -311,6 +398,98 @@
           </w:p>
         </w:tc>
       </w:tr>
+      <w:tr>
+        <w:tc>
+          <w:tcPr>
+            <w:tcW w:type="dxa" w:w="3600"/>
+            <w:shd w:fill="F7FAFC"/>
+            <w:tcMar>
+              <w:top w:w="100" w:type="dxa"/>
+              <w:bottom w:w="100" w:type="dxa"/>
+              <w:left w:w="150" w:type="dxa"/>
+              <w:right w:w="150" w:type="dxa"/>
+            </w:tcMar>
+          </w:tcPr>
+          <w:p>
+            <w:r>
+              <w:rPr>
+                <w:b/>
+                <w:color w:val="1A365D"/>
+                <w:sz w:val="19"/>
+              </w:rPr>
+              <w:t>Mean, Variance &amp; Standard Deviation</w:t>
+            </w:r>
+          </w:p>
+        </w:tc>
+        <w:tc>
+          <w:tcPr>
+            <w:tcW w:type="dxa" w:w="6480"/>
+            <w:shd w:fill="F7FAFC"/>
+            <w:tcMar>
+              <w:top w:w="100" w:type="dxa"/>
+              <w:bottom w:w="100" w:type="dxa"/>
+              <w:left w:w="150" w:type="dxa"/>
+              <w:right w:w="150" w:type="dxa"/>
+            </w:tcMar>
+          </w:tcPr>
+          <w:p>
+            <w:r>
+              <w:rPr>
+                <w:rFonts w:ascii="Cambria Math" w:hAnsi="Cambria Math"/>
+                <w:color w:val="2D3748"/>
+                <w:sz w:val="19"/>
+              </w:rPr>
+              <w:t>\bar{x} = \frac{\Sigma x_i}{n}, \quad \sigma^2 = \frac{\Sigma x_i^2}{n} - (\bar{x})^2, \quad \sigma = \sqrt{\text{Variance}}, \quad \text{CV} = \frac{\sigma}{\bar{x}} \times 100</w:t>
+            </w:r>
+          </w:p>
+        </w:tc>
+      </w:tr>
+      <w:tr>
+        <w:tc>
+          <w:tcPr>
+            <w:tcW w:type="dxa" w:w="3600"/>
+            <w:shd w:fill="FFFFFF"/>
+            <w:tcMar>
+              <w:top w:w="100" w:type="dxa"/>
+              <w:bottom w:w="100" w:type="dxa"/>
+              <w:left w:w="150" w:type="dxa"/>
+              <w:right w:w="150" w:type="dxa"/>
+            </w:tcMar>
+          </w:tcPr>
+          <w:p>
+            <w:r>
+              <w:rPr>
+                <w:b/>
+                <w:color w:val="1A365D"/>
+                <w:sz w:val="19"/>
+              </w:rPr>
+              <w:t>Measures of Central Tendency &amp; Median</w:t>
+            </w:r>
+          </w:p>
+        </w:tc>
+        <w:tc>
+          <w:tcPr>
+            <w:tcW w:type="dxa" w:w="6480"/>
+            <w:shd w:fill="FFFFFF"/>
+            <w:tcMar>
+              <w:top w:w="100" w:type="dxa"/>
+              <w:bottom w:w="100" w:type="dxa"/>
+              <w:left w:w="150" w:type="dxa"/>
+              <w:right w:w="150" w:type="dxa"/>
+            </w:tcMar>
+          </w:tcPr>
+          <w:p>
+            <w:r>
+              <w:rPr>
+                <w:rFonts w:ascii="Cambria Math" w:hAnsi="Cambria Math"/>
+                <w:color w:val="2D3748"/>
+                <w:sz w:val="19"/>
+              </w:rPr>
+              <w:t>\text{Empirical: } \text{Mode} \approx 3\text{Median} - 2\text{Mean}, \quad \text{Median} = l + \left(\frac{N/2 - CF}{f}\right)h</w:t>
+            </w:r>
+          </w:p>
+        </w:tc>
+      </w:tr>
     </w:tbl>
     <w:p>
       <w:pPr>
@@ -338,7 +517,7 @@
           <w:color w:val="2B6CB0"/>
           <w:sz w:val="24"/>
         </w:rPr>
-        <w:t>3.1 Statistics - Core Application (Very High Yield — 124 PYQs)</w:t>
+        <w:t>3.1 Mean, Variance &amp; Standard Deviation (Very High Yield — 121 PYQs)</w:t>
       </w:r>
     </w:p>
     <w:p>
@@ -353,7 +532,7 @@
         <w:rPr>
           <w:sz w:val="20"/>
         </w:rPr>
-        <w:t>Key problem pattern in Statistics.</w:t>
+        <w:t>Measures of central tendency, variance calculation using mean of squares minus square of mean, and dispersion scaling.</w:t>
       </w:r>
     </w:p>
     <w:tbl>
@@ -391,7 +570,7 @@
                 <w:color w:val="2D3748"/>
                 <w:sz w:val="19"/>
               </w:rPr>
-              <w:t>Watch for algebraic and sign errors.</w:t>
+              <w:t>Adding a constant c to every observation changes the mean (bar(x)' = bar(x) + c), but leaves the VARIANCE completely UNCHANGED (σ'^2 = σ^2).</w:t>
             </w:r>
           </w:p>
         </w:tc>
@@ -432,7 +611,7 @@
                 <w:color w:val="2D3748"/>
                 <w:sz w:val="19"/>
               </w:rPr>
-              <w:t>Verify dimensions and boundary conditions.</w:t>
+              <w:t>If every observation is multiplied by k: new mean = kbar(x), new standard deviation = |k|σ, and new variance = k^2σ^2.</w:t>
             </w:r>
           </w:p>
         </w:tc>
@@ -522,6 +701,214 @@
           <w:sz w:val="18"/>
         </w:rPr>
         <w:t xml:space="preserve">"If the mean of the data Class 5-10 10-15 15-20 20-25 25-30 30-35 Frequency 2 k 28 54 k + 1 5 is 21, then k is one of the roots of the equa..."  </w:t>
+      </w:r>
+      <w:r>
+        <w:rPr>
+          <w:b/>
+          <w:color w:val="2B6CB0"/>
+          <w:sz w:val="18"/>
+        </w:rPr>
+        <w:t>[Ans: N/A]</w:t>
+      </w:r>
+    </w:p>
+    <w:p>
+      <w:pPr>
+        <w:spacing w:after="120"/>
+      </w:pPr>
+    </w:p>
+    <w:p>
+      <w:pPr>
+        <w:pStyle w:val="Heading2"/>
+      </w:pPr>
+      <w:r>
+        <w:rPr>
+          <w:color w:val="2B6CB0"/>
+          <w:sz w:val="24"/>
+        </w:rPr>
+        <w:t>3.2 Measures of Central Tendency &amp; Median (Very High Yield — 16 PYQs)</w:t>
+      </w:r>
+    </w:p>
+    <w:p>
+      <w:r>
+        <w:rPr>
+          <w:b/>
+          <w:sz w:val="20"/>
+        </w:rPr>
+        <w:t xml:space="preserve">Core Principle: </w:t>
+      </w:r>
+      <w:r>
+        <w:rPr>
+          <w:sz w:val="20"/>
+        </w:rPr>
+        <w:t>Computation of median and mode for discrete and continuous distributions, and Pearson empirical relationship.</w:t>
+      </w:r>
+    </w:p>
+    <w:tbl>
+      <w:tblPr>
+        <w:tblW w:type="auto" w:w="0"/>
+        <w:jc w:val="center"/>
+        <w:tblLook w:firstColumn="1" w:firstRow="1" w:lastColumn="0" w:lastRow="0" w:noHBand="0" w:noVBand="1" w:val="04A0"/>
+      </w:tblPr>
+      <w:tblGrid>
+        <w:gridCol w:w="10080"/>
+      </w:tblGrid>
+      <w:tr>
+        <w:tc>
+          <w:tcPr>
+            <w:tcW w:type="dxa" w:w="10080"/>
+            <w:shd w:fill="FFF5F5"/>
+            <w:tcMar>
+              <w:top w:w="100" w:type="dxa"/>
+              <w:bottom w:w="100" w:type="dxa"/>
+              <w:left w:w="150" w:type="dxa"/>
+              <w:right w:w="150" w:type="dxa"/>
+            </w:tcMar>
+          </w:tcPr>
+          <w:p>
+            <w:r>
+              <w:rPr>
+                <w:b/>
+                <w:color w:val="C53030"/>
+                <w:sz w:val="19"/>
+              </w:rPr>
+              <w:t xml:space="preserve">⚠️ Common Trap / JEE Pitfall: </w:t>
+            </w:r>
+            <w:r>
+              <w:rPr>
+                <w:color w:val="2D3748"/>
+                <w:sz w:val="19"/>
+              </w:rPr>
+              <w:t>Sum of absolute deviations is minimum when taken about the MEDIAN (Σ |x_i - M| = min), whereas sum of squared deviations is minimum about the MEAN (Σ (x_i - bar(x))^2 = min).</w:t>
+            </w:r>
+          </w:p>
+        </w:tc>
+      </w:tr>
+    </w:tbl>
+    <w:tbl>
+      <w:tblPr>
+        <w:tblW w:type="auto" w:w="0"/>
+        <w:jc w:val="center"/>
+        <w:tblLook w:firstColumn="1" w:firstRow="1" w:lastColumn="0" w:lastRow="0" w:noHBand="0" w:noVBand="1" w:val="04A0"/>
+      </w:tblPr>
+      <w:tblGrid>
+        <w:gridCol w:w="10080"/>
+      </w:tblGrid>
+      <w:tr>
+        <w:tc>
+          <w:tcPr>
+            <w:tcW w:type="dxa" w:w="10080"/>
+            <w:shd w:fill="F0FFF4"/>
+            <w:tcMar>
+              <w:top w:w="100" w:type="dxa"/>
+              <w:bottom w:w="100" w:type="dxa"/>
+              <w:left w:w="150" w:type="dxa"/>
+              <w:right w:w="150" w:type="dxa"/>
+            </w:tcMar>
+          </w:tcPr>
+          <w:p>
+            <w:r>
+              <w:rPr>
+                <w:b/>
+                <w:color w:val="276749"/>
+                <w:sz w:val="19"/>
+              </w:rPr>
+              <w:t xml:space="preserve">💡 Speed Hack / Trick: </w:t>
+            </w:r>
+            <w:r>
+              <w:rPr>
+                <w:color w:val="2D3748"/>
+                <w:sz w:val="19"/>
+              </w:rPr>
+              <w:t>Mean is heavily sensitive to extreme outlier values, while Median is robust against outliers.</w:t>
+            </w:r>
+          </w:p>
+        </w:tc>
+      </w:tr>
+    </w:tbl>
+    <w:p>
+      <w:pPr>
+        <w:spacing w:before="120" w:after="40"/>
+      </w:pPr>
+      <w:r>
+        <w:rPr>
+          <w:b/>
+          <w:color w:val="1A365D"/>
+          <w:sz w:val="19"/>
+        </w:rPr>
+        <w:t>Source PYQs testing this concept:</w:t>
+      </w:r>
+    </w:p>
+    <w:p>
+      <w:pPr>
+        <w:pStyle w:val="ListBullet"/>
+        <w:spacing w:after="40"/>
+      </w:pPr>
+      <w:r>
+        <w:rPr>
+          <w:b/>
+          <w:sz w:val="18"/>
+        </w:rPr>
+        <w:t xml:space="preserve">[2026 Morning Shift] Q#2 (MCQ): </w:t>
+      </w:r>
+      <w:r>
+        <w:rPr>
+          <w:sz w:val="18"/>
+        </w:rPr>
+        <w:t xml:space="preserve">"The mean and variance of 10 observations are 9 and 34.2 , respectively. If 8 of these observations are 2,3,5,10,11,13,15,21 , then the mea..."  </w:t>
+      </w:r>
+      <w:r>
+        <w:rPr>
+          <w:b/>
+          <w:color w:val="2B6CB0"/>
+          <w:sz w:val="18"/>
+        </w:rPr>
+        <w:t>[Ans: N/A]</w:t>
+      </w:r>
+    </w:p>
+    <w:p>
+      <w:pPr>
+        <w:pStyle w:val="ListBullet"/>
+        <w:spacing w:after="40"/>
+      </w:pPr>
+      <w:r>
+        <w:rPr>
+          <w:b/>
+          <w:sz w:val="18"/>
+        </w:rPr>
+        <w:t xml:space="preserve">[2026 Morning Shift] Q#3 (MCQ): </w:t>
+      </w:r>
+      <w:r>
+        <w:rPr>
+          <w:sz w:val="18"/>
+        </w:rPr>
+        <w:t xml:space="preserve">"Suppose that the mean and median of the non-negative numbers 21,8,17,a,51,103,b,13,67,(a&gt;b) , are 40 and 21 , respectively. If the mean de..."  </w:t>
+      </w:r>
+      <w:r>
+        <w:rPr>
+          <w:b/>
+          <w:color w:val="2B6CB0"/>
+          <w:sz w:val="18"/>
+        </w:rPr>
+        <w:t>[Ans: D]</w:t>
+      </w:r>
+    </w:p>
+    <w:p>
+      <w:pPr>
+        <w:pStyle w:val="ListBullet"/>
+        <w:spacing w:after="40"/>
+      </w:pPr>
+      <w:r>
+        <w:rPr>
+          <w:b/>
+          <w:sz w:val="18"/>
+        </w:rPr>
+        <w:t xml:space="preserve">[2026 Evening Shift] Q#3 (MCQ): </w:t>
+      </w:r>
+      <w:r>
+        <w:rPr>
+          <w:sz w:val="18"/>
+        </w:rPr>
+        <w:t xml:space="preserve">"If the mean deviation about the median of the numbers k,2k,3k,....,1000k is 500 , then k^2 is equal to :..."  </w:t>
       </w:r>
       <w:r>
         <w:rPr>

--- a/dist/exports/statistics_revision_notes.docx
+++ b/dist/exports/statistics_revision_notes.docx
@@ -209,7 +209,7 @@
               <w:rPr>
                 <w:sz w:val="19"/>
               </w:rPr>
-              <w:t>121 PYQs</w:t>
+              <w:t>119 PYQs</w:t>
             </w:r>
           </w:p>
         </w:tc>
@@ -251,10 +251,10 @@
             <w:r>
               <w:rPr>
                 <w:b/>
-                <w:color w:val="C53030"/>
+                <w:color w:val="2B6CB0"/>
                 <w:sz w:val="19"/>
               </w:rPr>
-              <w:t>Very High</w:t>
+              <w:t>High</w:t>
             </w:r>
           </w:p>
         </w:tc>
@@ -296,7 +296,7 @@
               <w:rPr>
                 <w:sz w:val="19"/>
               </w:rPr>
-              <w:t>16 PYQs</w:t>
+              <w:t>13 PYQs</w:t>
             </w:r>
           </w:p>
         </w:tc>
@@ -517,7 +517,7 @@
           <w:color w:val="2B6CB0"/>
           <w:sz w:val="24"/>
         </w:rPr>
-        <w:t>3.1 Mean, Variance &amp; Standard Deviation (Very High Yield — 121 PYQs)</w:t>
+        <w:t>3.1 Mean, Variance &amp; Standard Deviation (Very High Yield — 119 PYQs)</w:t>
       </w:r>
     </w:p>
     <w:p>
@@ -725,7 +725,7 @@
           <w:color w:val="2B6CB0"/>
           <w:sz w:val="24"/>
         </w:rPr>
-        <w:t>3.2 Measures of Central Tendency &amp; Median (Very High Yield — 16 PYQs)</w:t>
+        <w:t>3.2 Measures of Central Tendency &amp; Median (High Yield — 13 PYQs)</w:t>
       </w:r>
     </w:p>
     <w:p>
@@ -848,33 +848,6 @@
           <w:b/>
           <w:sz w:val="18"/>
         </w:rPr>
-        <w:t xml:space="preserve">[2026 Morning Shift] Q#2 (MCQ): </w:t>
-      </w:r>
-      <w:r>
-        <w:rPr>
-          <w:sz w:val="18"/>
-        </w:rPr>
-        <w:t xml:space="preserve">"The mean and variance of 10 observations are 9 and 34.2 , respectively. If 8 of these observations are 2,3,5,10,11,13,15,21 , then the mea..."  </w:t>
-      </w:r>
-      <w:r>
-        <w:rPr>
-          <w:b/>
-          <w:color w:val="2B6CB0"/>
-          <w:sz w:val="18"/>
-        </w:rPr>
-        <w:t>[Ans: N/A]</w:t>
-      </w:r>
-    </w:p>
-    <w:p>
-      <w:pPr>
-        <w:pStyle w:val="ListBullet"/>
-        <w:spacing w:after="40"/>
-      </w:pPr>
-      <w:r>
-        <w:rPr>
-          <w:b/>
-          <w:sz w:val="18"/>
-        </w:rPr>
         <w:t xml:space="preserve">[2026 Morning Shift] Q#3 (MCQ): </w:t>
       </w:r>
       <w:r>
@@ -917,6 +890,33 @@
           <w:sz w:val="18"/>
         </w:rPr>
         <w:t>[Ans: N/A]</w:t>
+      </w:r>
+    </w:p>
+    <w:p>
+      <w:pPr>
+        <w:pStyle w:val="ListBullet"/>
+        <w:spacing w:after="40"/>
+      </w:pPr>
+      <w:r>
+        <w:rPr>
+          <w:b/>
+          <w:sz w:val="18"/>
+        </w:rPr>
+        <w:t xml:space="preserve">[2026 Evening Shift] Q#4 (MCQ): </w:t>
+      </w:r>
+      <w:r>
+        <w:rPr>
+          <w:sz w:val="18"/>
+        </w:rPr>
+        <w:t xml:space="preserve">"A variable X takes values 0,0,2,6,12,20,...,n(n-1) with frequencies $^{n}C_{0},^{n}C_{1},^{n}C_{2},^{n}C_{3},^{n}C_{4},^{n}C_{5},\dots..."  </w:t>
+      </w:r>
+      <w:r>
+        <w:rPr>
+          <w:b/>
+          <w:color w:val="2B6CB0"/>
+          <w:sz w:val="18"/>
+        </w:rPr>
+        <w:t>[Ans: A]</w:t>
       </w:r>
     </w:p>
     <w:p>
@@ -1049,6 +1049,129 @@
               <w:t>Solution Analysis:</w:t>
               <w:br/>
               <w:t>For a discrete frequency distribution, the mean deviation about the mean is M.D. about mean=\frac∑ f_(i)|x_(i)-bar(x)|∑ f_(i) First, find the mean bar(x) . Step 1: Calculate ∑ f_(i) and ∑ f_(i)x_(i) x_(i) f_(i) f_(i)x_(i) 5 8 40 7 6 42 9 2 18 10 2 20 12 2 24 15 6 90 Now, ∑ f_(i)=8+6+2+2+2+6=26 and ∑ f_(i)x_(i)=40+42+18+20+24+90=234 So, the mean is bar(x)=\frac∑ f_(i)x_(i)∑ f_(i)=(234 / 26)=9 Step 2: Calculate ∑ f_(i)|x_(i)-bar(x)| Since bar(x)=9 , we find |x_(i)-9| : x_(i) f_(i) |x_(i)-9| f_(i)|x_(i)-9| 5 8 4 32 7 6 2 12 9 2 0 0 10 2 1 2 12 2 3 6 15 6 6 36 Now, ∑ f_(i)|x_(i)-bar(x)|=32+12+0+2+6+36=88 Step 3: Find mean deviation about the mean M.D. about mean=(88 / 26)=(44 / 13) So, the correct answer is (44 / 13) Hence, Option C is correct.</w:t>
+            </w:r>
+          </w:p>
+        </w:tc>
+      </w:tr>
+    </w:tbl>
+    <w:p>
+      <w:pPr>
+        <w:spacing w:after="120"/>
+      </w:pPr>
+    </w:p>
+    <w:p>
+      <w:pPr>
+        <w:spacing w:before="160" w:after="40"/>
+      </w:pPr>
+      <w:r>
+        <w:rPr>
+          <w:b/>
+          <w:color w:val="1A365D"/>
+          <w:sz w:val="22"/>
+        </w:rPr>
+        <w:t>Benchmark Problem 2: JEE Main 2026 (Online) 5th April Evening Shift (Q#4)</w:t>
+      </w:r>
+    </w:p>
+    <w:p>
+      <w:pPr>
+        <w:spacing w:after="80"/>
+      </w:pPr>
+      <w:r>
+        <w:rPr>
+          <w:sz w:val="20"/>
+        </w:rPr>
+        <w:t>A variable X takes values 0,0,2,6,12,20,...,n(n-1) with frequencies ^nC_(0),^nC_(1),^nC_(2),^nC_(3),^nC_(4),^nC_(5),...,^nC_(n) , respectively. If the mean of this data is 60 , then its median is :</w:t>
+      </w:r>
+    </w:p>
+    <w:p>
+      <w:pPr>
+        <w:pStyle w:val="ListBullet"/>
+        <w:spacing w:after="20"/>
+      </w:pPr>
+      <w:r>
+        <w:rPr>
+          <w:b/>
+          <w:color w:val="276749"/>
+          <w:sz w:val="19"/>
+        </w:rPr>
+        <w:t>(A) 56</w:t>
+      </w:r>
+    </w:p>
+    <w:p>
+      <w:pPr>
+        <w:pStyle w:val="ListBullet"/>
+        <w:spacing w:after="20"/>
+      </w:pPr>
+      <w:r>
+        <w:rPr>
+          <w:sz w:val="19"/>
+        </w:rPr>
+        <w:t>(B) 42</w:t>
+      </w:r>
+    </w:p>
+    <w:p>
+      <w:pPr>
+        <w:pStyle w:val="ListBullet"/>
+        <w:spacing w:after="20"/>
+      </w:pPr>
+      <w:r>
+        <w:rPr>
+          <w:sz w:val="19"/>
+        </w:rPr>
+        <w:t>(C) 72</w:t>
+      </w:r>
+    </w:p>
+    <w:p>
+      <w:pPr>
+        <w:pStyle w:val="ListBullet"/>
+        <w:spacing w:after="20"/>
+      </w:pPr>
+      <w:r>
+        <w:rPr>
+          <w:sz w:val="19"/>
+        </w:rPr>
+        <w:t>(D) 90</w:t>
+      </w:r>
+    </w:p>
+    <w:tbl>
+      <w:tblPr>
+        <w:tblW w:type="auto" w:w="0"/>
+        <w:jc w:val="center"/>
+        <w:tblLook w:firstColumn="1" w:firstRow="1" w:lastColumn="0" w:lastRow="0" w:noHBand="0" w:noVBand="1" w:val="04A0"/>
+      </w:tblPr>
+      <w:tblGrid>
+        <w:gridCol w:w="10080"/>
+      </w:tblGrid>
+      <w:tr>
+        <w:tc>
+          <w:tcPr>
+            <w:tcW w:type="dxa" w:w="10080"/>
+            <w:shd w:fill="F7FAFC"/>
+            <w:tcMar>
+              <w:top w:w="100" w:type="dxa"/>
+              <w:bottom w:w="100" w:type="dxa"/>
+              <w:left w:w="150" w:type="dxa"/>
+              <w:right w:w="150" w:type="dxa"/>
+            </w:tcMar>
+          </w:tcPr>
+          <w:p>
+            <w:r>
+              <w:rPr>
+                <w:b/>
+                <w:color w:val="1A365D"/>
+                <w:sz w:val="19"/>
+              </w:rPr>
+              <w:t>Correct Answer: A</w:t>
+              <w:br/>
+            </w:r>
+            <w:r>
+              <w:rPr>
+                <w:color w:val="2D3748"/>
+                <w:sz w:val="18"/>
+              </w:rPr>
+              <w:t>Solution Analysis:</w:t>
+              <w:br/>
+              <w:t>The given variable X takes values 0,0,2,6,12,20,...,n(n-1) with corresponding frequencies ^nC_(0),^nC_(1),^nC_(2),^nC_(3),^nC_(4),^nC_(5),...,^nC_(n) We notice that the values of X follow the pattern X=r(r-1),r=0,1,2,...,n and the corresponding frequency is ^nC_(r) So this is a discrete frequency distribution with: variate value x_(r)=r(r-1) frequency f_(r)=^nC_(r) Step 1: Use the formula for mean Mean is given by bar(X)=\frac∑ f_(r)x_(r)∑ f_(r) So, bar(X)=\frac∑_(n)^r=0^nC_(r)r(r-1)∑_(n)^r=0^nC_(r) Given mean =60 , so \frac∑_(n)^r=0^nC_(r)r(r-1)∑_(n)^r=0^nC_(r)=60 Now use standard binomial identities: ∑_(n)^r=0^nC_(r)=2^n and ∑_(n)^r=0r(r-1)^nC_(r)=n(n-1)2^n-2 Hence, bar(X)=\fracn(n-1)2^n-22^n=(n(n-1) / 4) Given this is 60 : (n(n-1) / 4)=60 n(n-1)=240 n^2-n-240=0 (n-16)(n+15)=0 So, n=16 Step 2: Write the values and frequencies for n=16 Now total frequency is N=∑_(16)^r=0^16C_(r)=2^16=65536 To find the median, we need the value of X whose cumulative frequency just exceeds (N / 2) . (N / 2)=32768 Now frequencies are: ^16C_(0),^16C_(1),^16C_(2),...,^16C_(16) Using symmetry of binomial coefficients: ^16C_(0)+^16C_(1)+· s+^16C_(7)=(1 / 2)(2^16-^16C_(8)) Since ^16C_(8)=12870 we get ^16C_(0)+^16C_(1)+· s+^16C_(7)=(65536-12870 / 2)=26333 Now add ^16C_(8) : 26333+12870=39203 So the cumulative frequency crosses 32768 at r=8 . Hence the median corresponds to X=8(8-1)=56 Final Answer 56 So, the correct option is A .</w:t>
             </w:r>
           </w:p>
         </w:tc>
